--- a/docs/week04/07_自查记录.docx
+++ b/docs/week04/07_自查记录.docx
@@ -1877,7 +1877,7 @@
               </w:rPr>
             </w:pPr>
             <w:r>
-              <w:t>week04 目录共有 4 位成员的提交：汤有林（tihua21，组长/周计划/提交合并）、查元昊（元昊 查，需求与用例建模）、李玉玺（nangong/handsomelyx6，非功能需求与规则核对）、秦瑞祥（Iamsorrymaker，用例图绘制/来源追溯/质量自查）</w:t>
+              <w:t>week04 目录共有 4 位成员的提交：汤有林（tihua21，组长/周计划/版本集成）、查元昊（元昊 查，需求与用例建模）、李玉玺（nangong/handsomelyx6，非功能需求与规则核对/仓库提交与合并）、秦瑞祥（Iamsorrymaker，用例图绘制/来源追溯/质量自查）</w:t>
             </w:r>
           </w:p>
         </w:tc>
